--- a/Serention_video_script.docx
+++ b/Serention_video_script.docx
@@ -15,7 +15,7 @@
         <w:rPr>
           <w:i/>
         </w:rPr>
-        <w:t>~3:50 total.  [SHOW] = what's on screen; narration follows in plain text.  Refer-to lines = the page/chart to display.</w:t>
+        <w:t>~3:50 total.  [SHOW] = what's on screen; narration follows in plain text.  Each section opens with the exact URL(s) to pull up on screen.</w:t>
       </w:r>
     </w:p>
     <w:p>
@@ -40,10 +40,58 @@
         <w:rPr>
           <w:b/>
         </w:rPr>
+        <w:t>📺 ON SCREEN — open these:</w:t>
+      </w:r>
+    </w:p>
+    <w:p>
+      <w:pPr>
+        <w:pStyle w:val="ListBullet"/>
+      </w:pPr>
+      <w:r>
+        <w:rPr>
+          <w:b w:val="0"/>
+        </w:rPr>
+        <w:t xml:space="preserve">Landing → </w:t>
+      </w:r>
+      <w:hyperlink r:id="rId9">
+        <w:r>
+          <w:rPr>
+            <w:color w:val="0563C1"/>
+            <w:u w:val="single"/>
+          </w:rPr>
+          <w:t>https://www.serention.com/</w:t>
+        </w:r>
+      </w:hyperlink>
+    </w:p>
+    <w:p>
+      <w:pPr>
+        <w:pStyle w:val="ListBullet"/>
+      </w:pPr>
+      <w:r>
+        <w:rPr>
+          <w:b w:val="0"/>
+        </w:rPr>
+        <w:t xml:space="preserve">Auto Subprime product page (KPIs, About, charts) → </w:t>
+      </w:r>
+      <w:hyperlink r:id="rId10">
+        <w:r>
+          <w:rPr>
+            <w:color w:val="0563C1"/>
+            <w:u w:val="single"/>
+          </w:rPr>
+          <w:t>https://www.serention.com/product.html?slug=auto-subprime</w:t>
+        </w:r>
+      </w:hyperlink>
+    </w:p>
+    <w:p>
+      <w:r>
+        <w:rPr>
+          <w:b/>
+        </w:rPr>
         <w:t xml:space="preserve">SHOW: </w:t>
       </w:r>
       <w:r>
-        <w:t>serention.com landing / product page header</w:t>
+        <w:t>Landing, then scroll the product page: KPI tiles + the "About this index" block + the stress / delinquency-loss charts.</w:t>
       </w:r>
     </w:p>
     <w:p>
@@ -53,33 +101,7 @@
     </w:p>
     <w:p>
       <w:r>
-        <w:rPr>
-          <w:b/>
-        </w:rPr>
-        <w:t xml:space="preserve">SHOW: </w:t>
-      </w:r>
-      <w:r>
-        <w:t>product page — KPI tiles + "About this index" block + the stress / delinquency-loss charts</w:t>
-      </w:r>
-    </w:p>
-    <w:p>
-      <w:r>
         <w:t>We pull every qualifying subprime deal — issuance FICO under 640, pools over $200 million, staggered vintages back to 2016 — and pool 32.9 million loan-months. From that we build two indices: a stress index — a VIX-style z-score composite of delinquency, roll-rate, loss, and recovery — and the one we trade on, the net-yield index: interest collected minus losses, the economic carry of the pool. Use cases: an early-warning gauge for credit desks, a hedge for ABS investors, and a tradeable carry product benchmarked against the NY Fed and rating-agency loss indices.</w:t>
-      </w:r>
-    </w:p>
-    <w:p>
-      <w:r>
-        <w:rPr>
-          <w:b/>
-          <w:i/>
-        </w:rPr>
-        <w:t xml:space="preserve">Refer to: </w:t>
-      </w:r>
-      <w:r>
-        <w:rPr>
-          <w:i/>
-        </w:rPr>
-        <w:t>product.html?slug=auto-subprime — KPIs, the "About this index" explainer with the worked example, the stress and delinquency/loss charts, and the "vs NY Fed" validation chart.</w:t>
       </w:r>
     </w:p>
     <w:p>
@@ -104,30 +126,63 @@
         <w:rPr>
           <w:b/>
         </w:rPr>
+        <w:t>📺 ON SCREEN — open these:</w:t>
+      </w:r>
+    </w:p>
+    <w:p>
+      <w:pPr>
+        <w:pStyle w:val="ListBullet"/>
+      </w:pPr>
+      <w:r>
+        <w:rPr>
+          <w:b w:val="0"/>
+        </w:rPr>
+        <w:t xml:space="preserve">Methods comparison page (4-line chart) → </w:t>
+      </w:r>
+      <w:hyperlink r:id="rId11">
+        <w:r>
+          <w:rPr>
+            <w:color w:val="0563C1"/>
+            <w:u w:val="single"/>
+          </w:rPr>
+          <w:t>https://www.serention.com/methods.html</w:t>
+        </w:r>
+      </w:hyperlink>
+    </w:p>
+    <w:p>
+      <w:pPr>
+        <w:pStyle w:val="ListBullet"/>
+      </w:pPr>
+      <w:r>
+        <w:rPr>
+          <w:b w:val="0"/>
+        </w:rPr>
+        <w:t xml:space="preserve">(charts also live on the product page) → </w:t>
+      </w:r>
+      <w:hyperlink r:id="rId10">
+        <w:r>
+          <w:rPr>
+            <w:color w:val="0563C1"/>
+            <w:u w:val="single"/>
+          </w:rPr>
+          <w:t>https://www.serention.com/product.html?slug=auto-subprime</w:t>
+        </w:r>
+      </w:hyperlink>
+    </w:p>
+    <w:p>
+      <w:r>
+        <w:rPr>
+          <w:b/>
+        </w:rPr>
         <w:t xml:space="preserve">SHOW: </w:t>
       </w:r>
       <w:r>
-        <w:t>methods.html — the 4-line comparison chart</w:t>
+        <w:t>methods.html — the 4-line comparison chart (z-score &amp; PCA dotted; cash net yield solid).</w:t>
       </w:r>
     </w:p>
     <w:p>
       <w:r>
         <w:t>Here's the index built four ways: the z-score average and a PCA variant — dotted — sit on the left axis; the cash net yield, our chosen tradeable index, is the solid violet line on the right. You can see how the carry compresses as losses rise and spiked during COVID when stimulus crushed defaults. Everything's computed off the loan tapes and persisted, so it refreshes instantly.</w:t>
-      </w:r>
-    </w:p>
-    <w:p>
-      <w:r>
-        <w:rPr>
-          <w:b/>
-          <w:i/>
-        </w:rPr>
-        <w:t xml:space="preserve">Refer to: </w:t>
-      </w:r>
-      <w:r>
-        <w:rPr>
-          <w:i/>
-        </w:rPr>
-        <w:t>methods.html — cash net yield solid, the others dotted.</w:t>
       </w:r>
     </w:p>
     <w:p>
@@ -152,30 +207,43 @@
         <w:rPr>
           <w:b/>
         </w:rPr>
+        <w:t>📺 ON SCREEN — open these:</w:t>
+      </w:r>
+    </w:p>
+    <w:p>
+      <w:pPr>
+        <w:pStyle w:val="ListBullet"/>
+      </w:pPr>
+      <w:r>
+        <w:rPr>
+          <w:b w:val="0"/>
+        </w:rPr>
+        <w:t xml:space="preserve">Backtest → </w:t>
+      </w:r>
+      <w:hyperlink r:id="rId12">
+        <w:r>
+          <w:rPr>
+            <w:color w:val="0563C1"/>
+            <w:u w:val="single"/>
+          </w:rPr>
+          <w:t>https://www.serention.com/backtest.html</w:t>
+        </w:r>
+      </w:hyperlink>
+    </w:p>
+    <w:p>
+      <w:r>
+        <w:rPr>
+          <w:b/>
+        </w:rPr>
         <w:t xml:space="preserve">SHOW: </w:t>
       </w:r>
       <w:r>
-        <w:t>backtest.html — select "Net yield – cash", entry 2022-01, exit latest, $100k notional, hit Run</w:t>
+        <w:t>backtest.html — select "Net yield – cash", entry 2022-01, exit latest, $100k notional, hit Run.</w:t>
       </w:r>
     </w:p>
     <w:p>
       <w:r>
         <w:t>The backtest simulates a margined, cash-settled position on the index — entirely client-side. Pick the net-yield index, a window, notional, and margin terms. It marks to market monthly, applies maintenance margin and top-ups, and shows PnL, IRR, and the index path for both long and short. This is how a desk sizes a hedge before ever touching a contract.</w:t>
-      </w:r>
-    </w:p>
-    <w:p>
-      <w:r>
-        <w:rPr>
-          <w:b/>
-          <w:i/>
-        </w:rPr>
-        <w:t xml:space="preserve">Refer to: </w:t>
-      </w:r>
-      <w:r>
-        <w:rPr>
-          <w:i/>
-        </w:rPr>
-        <w:t>backtest.html — defaults to "Net yield – cash"; show the PnL chart + the margin/top-up table.</w:t>
       </w:r>
     </w:p>
     <w:p>
@@ -200,15 +268,95 @@
         <w:rPr>
           <w:b/>
         </w:rPr>
-        <w:t xml:space="preserve">SHOW: </w:t>
-      </w:r>
-      <w:r>
-        <w:t>trade.html connected on Sepolia — "Index price" KPI + deposit/open panel</w:t>
+        <w:t>📺 ON SCREEN — open these:</w:t>
       </w:r>
     </w:p>
     <w:p>
+      <w:pPr>
+        <w:pStyle w:val="ListBullet"/>
+      </w:pPr>
       <w:r>
-        <w:t>On Ethereum Sepolia we deployed the full stack in Solidity with Foundry: a mock-USDC collateral token, a margined total-return derivative, and an oracle. The derivative reads a Chainlink AggregatorV3Interface-standard oracle — the exact interface a real Chainlink feed uses — so it's drop-in swappable. An off-chain pusher posts the net-yield level on-chain.</w:t>
+        <w:rPr>
+          <w:b w:val="0"/>
+        </w:rPr>
+        <w:t xml:space="preserve">Trade (testnet dapp) → </w:t>
+      </w:r>
+      <w:hyperlink r:id="rId13">
+        <w:r>
+          <w:rPr>
+            <w:color w:val="0563C1"/>
+            <w:u w:val="single"/>
+          </w:rPr>
+          <w:t>https://www.serention.com/trade.html</w:t>
+        </w:r>
+      </w:hyperlink>
+    </w:p>
+    <w:p>
+      <w:pPr>
+        <w:pStyle w:val="ListBullet"/>
+      </w:pPr>
+      <w:r>
+        <w:rPr>
+          <w:b w:val="0"/>
+        </w:rPr>
+        <w:t xml:space="preserve">SerentionIndexOracle on Sepolia Etherscan → </w:t>
+      </w:r>
+      <w:hyperlink r:id="rId14">
+        <w:r>
+          <w:rPr>
+            <w:color w:val="0563C1"/>
+            <w:u w:val="single"/>
+          </w:rPr>
+          <w:t>https://sepolia.etherscan.io/address/0x99e3Eee494164F28781cDF8612bce410CaBA0826</w:t>
+        </w:r>
+      </w:hyperlink>
+    </w:p>
+    <w:p>
+      <w:pPr>
+        <w:pStyle w:val="ListBullet"/>
+      </w:pPr>
+      <w:r>
+        <w:rPr>
+          <w:b w:val="0"/>
+        </w:rPr>
+        <w:t xml:space="preserve">MarginedIndex on Sepolia Etherscan → </w:t>
+      </w:r>
+      <w:hyperlink r:id="rId15">
+        <w:r>
+          <w:rPr>
+            <w:color w:val="0563C1"/>
+            <w:u w:val="single"/>
+          </w:rPr>
+          <w:t>https://sepolia.etherscan.io/address/0x59Ef5b42A2E080Bfd317c0AE32b9e902e100F914</w:t>
+        </w:r>
+      </w:hyperlink>
+    </w:p>
+    <w:p>
+      <w:pPr>
+        <w:pStyle w:val="ListBullet"/>
+      </w:pPr>
+      <w:r>
+        <w:rPr>
+          <w:b w:val="0"/>
+        </w:rPr>
+        <w:t xml:space="preserve">Canton / Daml source (GitHub) → </w:t>
+      </w:r>
+      <w:hyperlink r:id="rId16">
+        <w:r>
+          <w:rPr>
+            <w:color w:val="0563C1"/>
+            <w:u w:val="single"/>
+          </w:rPr>
+          <w:t>https://github.com/jellysky/finance-abs-ee/blob/b471e934b752c00a835da271482eb688de1df5f0/canton/daml/Serention/MarginedIndex.daml</w:t>
+        </w:r>
+      </w:hyperlink>
+    </w:p>
+    <w:p>
+      <w:pPr>
+        <w:pStyle w:val="ListBullet"/>
+      </w:pPr>
+      <w:r>
+        <w:t>(terminal) run:  cd canton &amp;&amp; daml test   — show all tests green</w:t>
       </w:r>
     </w:p>
     <w:p>
@@ -219,7 +367,12 @@
         <w:t xml:space="preserve">SHOW: </w:t>
       </w:r>
       <w:r>
-        <w:t>sepolia.etherscan.io/address/0x99e3Eee494164F28781cDF8612bce410CaBA0826 — the oracle's latest setAnswer tx</w:t>
+        <w:t>trade.html connected on Sepolia → "Index price" KPI; then the oracle on Etherscan; then a terminal with daml test green + the Position.daml template.</w:t>
+      </w:r>
+    </w:p>
+    <w:p>
+      <w:r>
+        <w:t>On Ethereum Sepolia we deployed the full stack in Solidity with Foundry: a mock-USDC collateral token, a margined total-return derivative, and an oracle. The derivative reads a Chainlink AggregatorV3Interface-standard oracle — the exact interface a real Chainlink feed uses — so it's drop-in swappable. An off-chain pusher posts the net-yield level on-chain.</w:t>
       </w:r>
     </w:p>
     <w:p>
@@ -229,33 +382,7 @@
     </w:p>
     <w:p>
       <w:r>
-        <w:rPr>
-          <w:b/>
-        </w:rPr>
-        <w:t xml:space="preserve">SHOW: </w:t>
-      </w:r>
-      <w:r>
-        <w:t>terminal — `cd canton &amp;&amp; daml test` output, all green; then the Position.daml template</w:t>
-      </w:r>
-    </w:p>
-    <w:p>
-      <w:r>
         <w:t>We also built a Canton / Daml version for institutions, where privacy is the point: a position is visible only to its trader and the operator — rival desks see nothing. It runs and passes tests on a local Canton ledger. To be clear, it's not on a public Canton testnet — Canton requires a sponsored validator node — so the proof is the passing Daml tests, including the privacy test, not a block explorer.</w:t>
-      </w:r>
-    </w:p>
-    <w:p>
-      <w:r>
-        <w:rPr>
-          <w:b/>
-          <w:i/>
-        </w:rPr>
-        <w:t xml:space="preserve">Refer to: </w:t>
-      </w:r>
-      <w:r>
-        <w:rPr>
-          <w:i/>
-        </w:rPr>
-        <w:t>trade.html; Sepolia Etherscan for oracle 0x99e3…0826 and MarginedIndex 0x59Ef…F914; a terminal showing `daml test` + canton/daml/Serention/MarginedIndex.daml.</w:t>
       </w:r>
     </w:p>
     <w:p>
@@ -280,30 +407,43 @@
         <w:rPr>
           <w:b/>
         </w:rPr>
-        <w:t xml:space="preserve">SHOW: </w:t>
-      </w:r>
-      <w:r>
-        <w:t>a simple stack diagram — ABS-EE tapes -&gt; Supabase -&gt; index -&gt; site / Sepolia / Canton</w:t>
+        <w:t>📺 ON SCREEN — open these:</w:t>
       </w:r>
     </w:p>
     <w:p>
+      <w:pPr>
+        <w:pStyle w:val="ListBullet"/>
+      </w:pPr>
       <w:r>
-        <w:t>The stack: SEC ABS-EE tapes -&gt; a Python pipeline -&gt; Supabase Postgres for 33 million loan-months -&gt; the index -&gt; a Vercel static site, a Sepolia Solidity derivative behind a Chainlink oracle, and a Canton/Daml privacy build. The division of labor: I brought the idea and the methodology — the structured-finance domain, the index design, the net-yield economics. Claude Code built the implementation: the data pipeline, the website, and the smart contracts. That partnership took it from a thesis to a working, on-chain product in days.</w:t>
+        <w:rPr>
+          <w:b w:val="0"/>
+        </w:rPr>
+        <w:t xml:space="preserve">GitHub repo → </w:t>
       </w:r>
+      <w:hyperlink r:id="rId17">
+        <w:r>
+          <w:rPr>
+            <w:color w:val="0563C1"/>
+            <w:u w:val="single"/>
+          </w:rPr>
+          <w:t>https://github.com/jellysky/finance-abs-ee</w:t>
+        </w:r>
+      </w:hyperlink>
     </w:p>
     <w:p>
       <w:r>
         <w:rPr>
           <w:b/>
-          <w:i/>
         </w:rPr>
-        <w:t xml:space="preserve">Refer to: </w:t>
+        <w:t xml:space="preserve">SHOW: </w:t>
       </w:r>
       <w:r>
-        <w:rPr>
-          <w:i/>
-        </w:rPr>
-        <w:t>a one-slide architecture diagram.</w:t>
+        <w:t>A simple stack diagram — ABS-EE tapes → Supabase → index → site / Sepolia / Canton.</w:t>
+      </w:r>
+    </w:p>
+    <w:p>
+      <w:r>
+        <w:t>The stack: SEC ABS-EE tapes → a Python pipeline → Supabase Postgres for 33 million loan-months → the index → a Vercel static site, a Sepolia Solidity derivative behind a Chainlink oracle, and a Canton/Daml privacy build. The division of labor: I brought the idea and the methodology — the structured-finance domain, the index design, the net-yield economics. Claude Code built the implementation: the data pipeline, the website, and the smart contracts. That partnership took it from a thesis to a working, on-chain product in days.</w:t>
       </w:r>
     </w:p>
     <w:p>
@@ -319,7 +459,7 @@
         <w:pStyle w:val="ListBullet"/>
       </w:pPr>
       <w:r>
-        <w:t>Push to serention.com first (or record from localhost:8000) so methods.html, the net-yield backtest, and the new Sepolia contract addresses are live.</w:t>
+        <w:t>All pages are LIVE on serention.com (purple/teal branding, net-yield index, methods comparison, new Sepolia addresses).</w:t>
       </w:r>
     </w:p>
     <w:p>
@@ -327,7 +467,7 @@
         <w:pStyle w:val="ListBullet"/>
       </w:pPr>
       <w:r>
-        <w:t>Canton has no public webpage / block explorer (local sandbox only, not deployed to a Canton testnet). Best Canton visual = terminal with `daml test` all-green + the Position.daml source. A static "Canton" presentation page can be built if a more visual aid is wanted.</w:t>
+        <w:t>Canton has no public webpage/block explorer (local sandbox only). Best Canton visual = terminal with `daml test` all-green + the Position.daml source linked above.</w:t>
       </w:r>
     </w:p>
     <w:p>
